--- a/report/BrightAI_Saudi_SEO_Indexing_Audit_Report.docx
+++ b/report/BrightAI_Saudi_SEO_Indexing_Audit_Report.docx
@@ -17,7 +17,7 @@
           <w:sz w:val="40"/>
           <w:szCs w:val="40"/>
         </w:rPr>
-        <w:t>تقرير تدقيق SEO وفهرسة لموقع BrightAI</w:t>
+        <w:t xml:space="preserve"> تقرير تدقيق SEO وفهرسة لموقع BrightAI</w:t>
       </w:r>
     </w:p>
     <w:p>
